--- a/word_reports/LP_0048_위치_155_Ace Cannon_That Music Cit.docx
+++ b/word_reports/LP_0048_위치_155_Ace Cannon_That Music Cit.docx
@@ -4,7 +4,7 @@
   <w:body>
     <w:p>
       <w:pPr>
-        <w:spacing w:after="280"/>
+        <w:spacing w:after="80"/>
       </w:pPr>
       <w:r>
         <w:rPr w:rFonts="맑은 고딕">
@@ -13,94 +13,47 @@
           <w:color w:val="1E3A8A"/>
           <w:sz w:val="30"/>
         </w:rPr>
-        <w:t>[155] Ace Cannon - That Music City Feeling</w:t>
+        <w:t>Ace Cannon (에이스 캐논) - That Music City Feeling</w:t>
       </w:r>
     </w:p>
     <w:p>
       <w:pPr>
-        <w:spacing w:after="320"/>
+        <w:spacing w:after="240"/>
       </w:pPr>
       <w:r>
         <w:rPr w:rFonts="맑은 고딕">
           <w:rFonts w:ascii="맑은 고딕" w:hAnsi="맑은 고딕" w:eastAsia="맑은 고딕"/>
           <w:b/>
-          <w:sz w:val="20"/>
+          <w:color w:val="4B5563"/>
+          <w:sz w:val="22"/>
         </w:rPr>
-        <w:t>■ 위치 : 155</w:t>
-        <w:br/>
-      </w:r>
-      <w:r>
-        <w:rPr w:rFonts="맑은 고딕">
-          <w:rFonts w:ascii="맑은 고딕" w:hAnsi="맑은 고딕" w:eastAsia="맑은 고딕"/>
-          <w:b/>
-          <w:sz w:val="20"/>
-        </w:rPr>
-        <w:t>■ 아티스트 : Ace Cannon</w:t>
-        <w:br/>
-      </w:r>
-      <w:r>
-        <w:rPr w:rFonts="맑은 고딕">
-          <w:rFonts w:ascii="맑은 고딕" w:hAnsi="맑은 고딕" w:eastAsia="맑은 고딕"/>
-          <w:b/>
-          <w:sz w:val="20"/>
-        </w:rPr>
-        <w:t>■ 앨범명 : That Music City Feeling</w:t>
-        <w:br/>
-      </w:r>
-      <w:r>
-        <w:rPr w:rFonts="맑은 고딕">
-          <w:rFonts w:ascii="맑은 고딕" w:hAnsi="맑은 고딕" w:eastAsia="맑은 고딕"/>
-          <w:b w:val="0"/>
-          <w:sz w:val="20"/>
-        </w:rPr>
-        <w:t>■ 음반 레이블 : Hi Records</w:t>
-        <w:br/>
-      </w:r>
-      <w:r>
-        <w:rPr w:rFonts="맑은 고딕">
-          <w:rFonts w:ascii="맑은 고딕" w:hAnsi="맑은 고딕" w:eastAsia="맑은 고딕"/>
-          <w:b w:val="0"/>
-          <w:sz w:val="20"/>
-        </w:rPr>
-        <w:t>■ 발매년도 : 1974</w:t>
-        <w:br/>
-      </w:r>
-      <w:r>
-        <w:rPr w:rFonts="맑은 고딕">
-          <w:rFonts w:ascii="맑은 고딕" w:hAnsi="맑은 고딕" w:eastAsia="맑은 고딕"/>
-          <w:b w:val="0"/>
-          <w:sz w:val="20"/>
-        </w:rPr>
-        <w:t>■ 장르 : 컨트리 팝, 인스트루멘털 팝, 팝 재즈</w:t>
-        <w:br/>
-      </w:r>
-      <w:r>
-        <w:rPr w:rFonts="맑은 고딕">
-          <w:rFonts w:ascii="맑은 고딕" w:hAnsi="맑은 고딕" w:eastAsia="맑은 고딕"/>
-          <w:b w:val="0"/>
-          <w:sz w:val="20"/>
-        </w:rPr>
-        <w:t>■ 주요 수록곡 : 1. Behind Closed Doors</w:t>
-        <w:br/>
+        <w:t>위치 :  155</w:t>
       </w:r>
     </w:p>
     <w:p>
       <w:pPr>
-        <w:spacing w:after="160"/>
+        <w:spacing w:line="324" w:lineRule="auto" w:before="80" w:after="160"/>
       </w:pPr>
       <w:r>
         <w:rPr w:rFonts="맑은 고딕">
           <w:rFonts w:ascii="맑은 고딕" w:hAnsi="맑은 고딕" w:eastAsia="맑은 고딕"/>
           <w:b/>
           <w:color w:val="1F2937"/>
-          <w:sz w:val="24"/>
+          <w:sz w:val="22"/>
         </w:rPr>
-        <w:t>■ 음반 해설 및 감상 가이드</w:t>
+        <w:t xml:space="preserve">[음반 소개] </w:t>
+      </w:r>
+      <w:r>
+        <w:rPr w:rFonts="맑은 고딕">
+          <w:rFonts w:ascii="맑은 고딕" w:hAnsi="맑은 고딕" w:eastAsia="맑은 고딕"/>
+          <w:b w:val="0"/>
+          <w:sz w:val="21"/>
+        </w:rPr>
       </w:r>
     </w:p>
     <w:p>
       <w:pPr>
-        <w:spacing w:line="312" w:lineRule="auto" w:after="120"/>
+        <w:spacing w:line="324" w:lineRule="auto" w:after="120"/>
       </w:pPr>
       <w:r>
         <w:rPr w:rFonts="맑은 고딕">
@@ -108,51 +61,516 @@
           <w:b w:val="0"/>
           <w:sz w:val="21"/>
         </w:rPr>
-        <w:t>에이스 캐넌(Ace Cannon)은 멤피스 소울과 컨트리 음악의 경계를 허문 미국 남부 록 앤 소울, 이지 리스닝 스펠의 거장 색소포니스트입니다. 1974년에 발표된 본 작 《That Music City Feeling》은 '뮤직 시티'라는 별칭으로 불리는 컨트리 음악의 성지 내슈빌의 서정성과 로맨티시즘을 캐넌 특유의 감미롭고 깊은 색소폰 톤으로 담아낸 명반입니다. 당대 대중의 큰 사랑을 받았던 히트곡들을 그만의 독창적인 인스트루멘털 스타일로 재해석하여 음악적 완성도를 높였습니다.</w:t>
+        <w:t>남부의 따스한 햇살과 낭만이 깃든 '뮤직 시티' 내슈빌의 정취를 관통하며, 에이스 캐논의 색소폰은 가슴 깊은 곳을 어루만지는 묵직한 서정성을 토해냅니다. 1960년대 미국 대중음악의 심장부였던 컨트리의 서정적인 멜로디와 멤피스 소울의 깊은 음영이 농밀한 아날로그 사운드 속에 유려하게 녹아들어 있습니다. 금관 악기가 자아내는 가장 인간적이고도 온기 어린 비브라토는 반세기가 흐른 오늘날에도 빛바랜 흑백 필름처럼 아련한 노스탤지어를 선사합니다. 시대의 유행을 초월하여 영혼을 적시는 이 음반은 기교를 넘어선 진정한 소울 인스트루멘털의 정수를 증명하는 보석과도 같습니다.</w:t>
       </w:r>
     </w:p>
     <w:p>
       <w:pPr>
-        <w:spacing w:line="312" w:lineRule="auto" w:after="120"/>
+        <w:spacing w:line="324" w:lineRule="auto" w:before="200" w:after="80"/>
       </w:pPr>
+      <w:r>
+        <w:rPr w:rFonts="맑은 고딕">
+          <w:rFonts w:ascii="맑은 고딕" w:hAnsi="맑은 고딕" w:eastAsia="맑은 고딕"/>
+          <w:b/>
+          <w:color w:val="1E3A8A"/>
+          <w:sz w:val="24"/>
+        </w:rPr>
+        <w:t>1. 음반 데이터</w:t>
+      </w:r>
+    </w:p>
+    <w:p>
+      <w:pPr>
+        <w:spacing w:line="324" w:lineRule="auto" w:after="80"/>
+      </w:pPr>
+      <w:r>
+        <w:rPr w:rFonts="맑은 고딕">
+          <w:rFonts w:ascii="맑은 고딕" w:hAnsi="맑은 고딕" w:eastAsia="맑은 고딕"/>
+          <w:b w:val="0"/>
+          <w:color w:val="6B7280"/>
+          <w:sz w:val="21"/>
+        </w:rPr>
+        <w:t xml:space="preserve">· </w:t>
+      </w:r>
+      <w:r>
+        <w:rPr w:rFonts="맑은 고딕">
+          <w:rFonts w:ascii="맑은 고딕" w:hAnsi="맑은 고딕" w:eastAsia="맑은 고딕"/>
+          <w:b/>
+          <w:color w:val="1F2937"/>
+          <w:sz w:val="21"/>
+        </w:rPr>
+        <w:t xml:space="preserve">앨범명: </w:t>
+      </w:r>
       <w:r>
         <w:rPr w:rFonts="맑은 고딕">
           <w:rFonts w:ascii="맑은 고딕" w:hAnsi="맑은 고딕" w:eastAsia="맑은 고딕"/>
           <w:b w:val="0"/>
           <w:sz w:val="21"/>
         </w:rPr>
-        <w:t>음반 전반을 지배하는 에이스 캐넌의 알토 및 테너 색소폰 연주는 특유의 따스하고 풍부한 비브라토를 자랑합니다. 원곡이 가진 명쾌한 멜로디 라인을 훼손하지 않으면서도, 하이 레코즈(Hi Records) 명성의 기반이 된 정교한 남부 리듬 섹션과 완벽한 조화를 이룹니다. 컨트리 특유의 포근한 정서 위에 소울풀한 연주 기법을 녹여내어, 단순한 배경 음악을 넘어선 깊은 예술적 여운을 선사합니다.</w:t>
+        <w:t>That Music City Feeling</w:t>
       </w:r>
     </w:p>
     <w:p>
       <w:pPr>
-        <w:spacing w:line="312" w:lineRule="auto" w:after="120"/>
+        <w:spacing w:line="324" w:lineRule="auto" w:after="80"/>
       </w:pPr>
+      <w:r>
+        <w:rPr w:rFonts="맑은 고딕">
+          <w:rFonts w:ascii="맑은 고딕" w:hAnsi="맑은 고딕" w:eastAsia="맑은 고딕"/>
+          <w:b w:val="0"/>
+          <w:color w:val="6B7280"/>
+          <w:sz w:val="21"/>
+        </w:rPr>
+        <w:t xml:space="preserve">· </w:t>
+      </w:r>
+      <w:r>
+        <w:rPr w:rFonts="맑은 고딕">
+          <w:rFonts w:ascii="맑은 고딕" w:hAnsi="맑은 고딕" w:eastAsia="맑은 고딕"/>
+          <w:b/>
+          <w:color w:val="1F2937"/>
+          <w:sz w:val="21"/>
+        </w:rPr>
+        <w:t xml:space="preserve">아티스트: </w:t>
+      </w:r>
       <w:r>
         <w:rPr w:rFonts="맑은 고딕">
           <w:rFonts w:ascii="맑은 고딕" w:hAnsi="맑은 고딕" w:eastAsia="맑은 고딕"/>
           <w:b w:val="0"/>
           <w:sz w:val="21"/>
         </w:rPr>
-        <w:t>수록곡 중 찰리 리치(Charlie Rich)의 대표곡인 'Behind Closed Doors'와 'The Most Beautiful Girl'은 색소폰 선율이 선사할 수 있는 극상의 서정성을 보여줍니다. 또한 크리스 크리스토퍼슨의 명곡 'Help Me Make It Through The Night'에서는 밤의 고독과 위로를 담아낸 유려한 연주가 돋보이며, 경쾌한 리듬의 'Tie A Yellow Ribbon Round The Ole Oak Tree'에서는 캐넌의 유연하고 감각적인 박자감이 빛을 발합니다.</w:t>
+        <w:t>Ace Cannon (에이스 캐논)</w:t>
       </w:r>
     </w:p>
     <w:p>
       <w:pPr>
-        <w:spacing w:line="312" w:lineRule="auto" w:after="120"/>
+        <w:spacing w:line="324" w:lineRule="auto" w:after="80"/>
       </w:pPr>
+      <w:r>
+        <w:rPr w:rFonts="맑은 고딕">
+          <w:rFonts w:ascii="맑은 고딕" w:hAnsi="맑은 고딕" w:eastAsia="맑은 고딕"/>
+          <w:b w:val="0"/>
+          <w:color w:val="6B7280"/>
+          <w:sz w:val="21"/>
+        </w:rPr>
+        <w:t xml:space="preserve">· </w:t>
+      </w:r>
+      <w:r>
+        <w:rPr w:rFonts="맑은 고딕">
+          <w:rFonts w:ascii="맑은 고딕" w:hAnsi="맑은 고딕" w:eastAsia="맑은 고딕"/>
+          <w:b/>
+          <w:color w:val="1F2937"/>
+          <w:sz w:val="21"/>
+        </w:rPr>
+        <w:t xml:space="preserve">발매 정보: </w:t>
+      </w:r>
       <w:r>
         <w:rPr w:rFonts="맑은 고딕">
           <w:rFonts w:ascii="맑은 고딕" w:hAnsi="맑은 고딕" w:eastAsia="맑은 고딕"/>
           <w:b w:val="0"/>
           <w:sz w:val="21"/>
         </w:rPr>
-        <w:t>《That Music City Feeling》은 1970년대 미국 대중음악의 풍요로운 유산이자, LP라는 아날로그 매체에서 더욱 빛을 발하는 따뜻한 질감의 음반입니다. 턴테이블의 바늘이 회전하며 흘러나오는 캐넌의 호소력 짙은 색소폰 소리는 듣는 이로 하여금 내슈빌의 석양을 바라보는 듯한 아련한 향수와 평온함을 전해줍니다. 지친 일상 속에서 품격 있는 휴식과 클래식한 아날로그 감성을 갈망하는 음반 수집가들에게 강력히 추천하는 일품(一品)입니다.</w:t>
+        <w:t>1969년 미국 남부 R&amp;B와 록의 산실이었던 하이 레코드(Hi Records)를 통해 발매된 음반으로, '컨트리 음악의 메카' 내슈빌의 유서 깊은 감수성을 에이스 캐논 특유의 블루지한 색소폰 호흡으로 재해석해 낸 명연입니다.</w:t>
+      </w:r>
+    </w:p>
+    <w:p>
+      <w:pPr>
+        <w:spacing w:line="324" w:lineRule="auto" w:after="80"/>
+      </w:pPr>
+      <w:r>
+        <w:rPr w:rFonts="맑은 고딕">
+          <w:rFonts w:ascii="맑은 고딕" w:hAnsi="맑은 고딕" w:eastAsia="맑은 고딕"/>
+          <w:b w:val="0"/>
+          <w:color w:val="6B7280"/>
+          <w:sz w:val="21"/>
+        </w:rPr>
+        <w:t xml:space="preserve">· </w:t>
+      </w:r>
+      <w:r>
+        <w:rPr w:rFonts="맑은 고딕">
+          <w:rFonts w:ascii="맑은 고딕" w:hAnsi="맑은 고딕" w:eastAsia="맑은 고딕"/>
+          <w:b/>
+          <w:color w:val="1F2937"/>
+          <w:sz w:val="21"/>
+        </w:rPr>
+        <w:t xml:space="preserve">LP 인기도(판매량): </w:t>
+      </w:r>
+      <w:r>
+        <w:rPr w:rFonts="맑은 고딕">
+          <w:rFonts w:ascii="맑은 고딕" w:hAnsi="맑은 고딕" w:eastAsia="맑은 고딕"/>
+          <w:b w:val="0"/>
+          <w:sz w:val="21"/>
+        </w:rPr>
+        <w:t>발매 당시 빌보드 앨범 차트에 진입하며 잔잔하면서도 오랜 사랑을 받았고, 라디오 에어플레이와 주크박스 애호가들을 사로잡으며 대중적인 호평과 꾸준한 스테디셀러 판매고를 기록했습니다.</w:t>
+      </w:r>
+    </w:p>
+    <w:p>
+      <w:pPr>
+        <w:spacing w:line="324" w:lineRule="auto" w:after="80"/>
+      </w:pPr>
+      <w:r>
+        <w:rPr w:rFonts="맑은 고딕">
+          <w:rFonts w:ascii="맑은 고딕" w:hAnsi="맑은 고딕" w:eastAsia="맑은 고딕"/>
+          <w:b w:val="0"/>
+          <w:color w:val="6B7280"/>
+          <w:sz w:val="21"/>
+        </w:rPr>
+        <w:t xml:space="preserve">· </w:t>
+      </w:r>
+      <w:r>
+        <w:rPr w:rFonts="맑은 고딕">
+          <w:rFonts w:ascii="맑은 고딕" w:hAnsi="맑은 고딕" w:eastAsia="맑은 고딕"/>
+          <w:b/>
+          <w:color w:val="1F2937"/>
+          <w:sz w:val="21"/>
+        </w:rPr>
+        <w:t xml:space="preserve">각종 수상경력: </w:t>
+      </w:r>
+      <w:r>
+        <w:rPr w:rFonts="맑은 고딕">
+          <w:rFonts w:ascii="맑은 고딕" w:hAnsi="맑은 고딕" w:eastAsia="맑은 고딕"/>
+          <w:b w:val="0"/>
+          <w:sz w:val="21"/>
+        </w:rPr>
+        <w:t>로커빌리 명예의 전당(Rockabilly Hall of Fame) 헌액자이자 멤피스 뮤직 명예의 전당에 오른 에이스 캐논의 남부 음악사적 위상을 확고히 각인시킨 수작으로, 평단으로부터 파퓰러 인스트루멘털 사운드의 모범이라는 찬사를 받았습니다.</w:t>
+      </w:r>
+    </w:p>
+    <w:p>
+      <w:pPr>
+        <w:spacing w:line="324" w:lineRule="auto" w:before="200" w:after="80"/>
+      </w:pPr>
+      <w:r>
+        <w:rPr w:rFonts="맑은 고딕">
+          <w:rFonts w:ascii="맑은 고딕" w:hAnsi="맑은 고딕" w:eastAsia="맑은 고딕"/>
+          <w:b/>
+          <w:color w:val="1E3A8A"/>
+          <w:sz w:val="24"/>
+        </w:rPr>
+        <w:t>2. 아티스트 정보</w:t>
+      </w:r>
+    </w:p>
+    <w:p>
+      <w:pPr>
+        <w:spacing w:line="324" w:lineRule="auto" w:after="80"/>
+      </w:pPr>
+      <w:r>
+        <w:rPr w:rFonts="맑은 고딕">
+          <w:rFonts w:ascii="맑은 고딕" w:hAnsi="맑은 고딕" w:eastAsia="맑은 고딕"/>
+          <w:b w:val="0"/>
+          <w:color w:val="6B7280"/>
+          <w:sz w:val="21"/>
+        </w:rPr>
+        <w:t xml:space="preserve">· </w:t>
+      </w:r>
+      <w:r>
+        <w:rPr w:rFonts="맑은 고딕">
+          <w:rFonts w:ascii="맑은 고딕" w:hAnsi="맑은 고딕" w:eastAsia="맑은 고딕"/>
+          <w:b/>
+          <w:color w:val="1F2937"/>
+          <w:sz w:val="21"/>
+        </w:rPr>
+        <w:t xml:space="preserve">국적: </w:t>
+      </w:r>
+      <w:r>
+        <w:rPr w:rFonts="맑은 고딕">
+          <w:rFonts w:ascii="맑은 고딕" w:hAnsi="맑은 고딕" w:eastAsia="맑은 고딕"/>
+          <w:b w:val="0"/>
+          <w:sz w:val="21"/>
+        </w:rPr>
+        <w:t>미국 (United States)</w:t>
+      </w:r>
+    </w:p>
+    <w:p>
+      <w:pPr>
+        <w:spacing w:line="324" w:lineRule="auto" w:after="80"/>
+      </w:pPr>
+      <w:r>
+        <w:rPr w:rFonts="맑은 고딕">
+          <w:rFonts w:ascii="맑은 고딕" w:hAnsi="맑은 고딕" w:eastAsia="맑은 고딕"/>
+          <w:b w:val="0"/>
+          <w:color w:val="6B7280"/>
+          <w:sz w:val="21"/>
+        </w:rPr>
+        <w:t xml:space="preserve">· </w:t>
+      </w:r>
+      <w:r>
+        <w:rPr w:rFonts="맑은 고딕">
+          <w:rFonts w:ascii="맑은 고딕" w:hAnsi="맑은 고딕" w:eastAsia="맑은 고딕"/>
+          <w:b/>
+          <w:color w:val="1F2937"/>
+          <w:sz w:val="21"/>
+        </w:rPr>
+        <w:t xml:space="preserve">생몰년도: </w:t>
+      </w:r>
+      <w:r>
+        <w:rPr w:rFonts="맑은 고딕">
+          <w:rFonts w:ascii="맑은 고딕" w:hAnsi="맑은 고딕" w:eastAsia="맑은 고딕"/>
+          <w:b w:val="0"/>
+          <w:sz w:val="21"/>
+        </w:rPr>
+        <w:t>1934년 5월 5일 ~ 2018년 12월 6일</w:t>
+      </w:r>
+    </w:p>
+    <w:p>
+      <w:pPr>
+        <w:spacing w:line="324" w:lineRule="auto" w:after="80"/>
+      </w:pPr>
+      <w:r>
+        <w:rPr w:rFonts="맑은 고딕">
+          <w:rFonts w:ascii="맑은 고딕" w:hAnsi="맑은 고딕" w:eastAsia="맑은 고딕"/>
+          <w:b w:val="0"/>
+          <w:color w:val="6B7280"/>
+          <w:sz w:val="21"/>
+        </w:rPr>
+        <w:t xml:space="preserve">· </w:t>
+      </w:r>
+      <w:r>
+        <w:rPr w:rFonts="맑은 고딕">
+          <w:rFonts w:ascii="맑은 고딕" w:hAnsi="맑은 고딕" w:eastAsia="맑은 고딕"/>
+          <w:b/>
+          <w:color w:val="1F2937"/>
+          <w:sz w:val="21"/>
+        </w:rPr>
+        <w:t xml:space="preserve">그룹 소속: </w:t>
+      </w:r>
+      <w:r>
+        <w:rPr w:rFonts="맑은 고딕">
+          <w:rFonts w:ascii="맑은 고딕" w:hAnsi="맑은 고딕" w:eastAsia="맑은 고딕"/>
+          <w:b w:val="0"/>
+          <w:sz w:val="21"/>
+        </w:rPr>
+        <w:t>솔로 (초기 'Bill Black's Combo'의 핵심 색소포니스트)</w:t>
+      </w:r>
+    </w:p>
+    <w:p>
+      <w:pPr>
+        <w:spacing w:line="324" w:lineRule="auto" w:after="80"/>
+      </w:pPr>
+      <w:r>
+        <w:rPr w:rFonts="맑은 고딕">
+          <w:rFonts w:ascii="맑은 고딕" w:hAnsi="맑은 고딕" w:eastAsia="맑은 고딕"/>
+          <w:b w:val="0"/>
+          <w:color w:val="6B7280"/>
+          <w:sz w:val="21"/>
+        </w:rPr>
+        <w:t xml:space="preserve">· </w:t>
+      </w:r>
+      <w:r>
+        <w:rPr w:rFonts="맑은 고딕">
+          <w:rFonts w:ascii="맑은 고딕" w:hAnsi="맑은 고딕" w:eastAsia="맑은 고딕"/>
+          <w:b/>
+          <w:color w:val="1F2937"/>
+          <w:sz w:val="21"/>
+        </w:rPr>
+        <w:t xml:space="preserve">아티스트 소개: </w:t>
+      </w:r>
+      <w:r>
+        <w:rPr w:rFonts="맑은 고딕">
+          <w:rFonts w:ascii="맑은 고딕" w:hAnsi="맑은 고딕" w:eastAsia="맑은 고딕"/>
+          <w:b w:val="0"/>
+          <w:sz w:val="21"/>
+        </w:rPr>
+        <w:t>에이스 캐논은 빌 블랙 콤보 시절부터 남부 특유의 그루브와 애수가 공존하는 연주로 두각을 나타냈으며, 1961년 솔로 명곡 'Tuff'를 발표하며 일약 세계적인 명성을 얻은 전설적인 색소폰 연주자입니다. 그는 로큰롤, 블루스, 컨트리를 유려하게 가로지르며 악기로 '노래'를 부르는 듯한 특유의 짙은 감수성을 확립하여 팝 음악사에 굵직한 족적을 남겼습니다.</w:t>
+      </w:r>
+    </w:p>
+    <w:p>
+      <w:pPr>
+        <w:spacing w:line="324" w:lineRule="auto" w:before="200" w:after="80"/>
+      </w:pPr>
+      <w:r>
+        <w:rPr w:rFonts="맑은 고딕">
+          <w:rFonts w:ascii="맑은 고딕" w:hAnsi="맑은 고딕" w:eastAsia="맑은 고딕"/>
+          <w:b/>
+          <w:color w:val="1E3A8A"/>
+          <w:sz w:val="24"/>
+        </w:rPr>
+        <w:t>3. 음반 상세 분석</w:t>
+      </w:r>
+    </w:p>
+    <w:p>
+      <w:pPr>
+        <w:spacing w:line="324" w:lineRule="auto" w:after="80"/>
+      </w:pPr>
+      <w:r>
+        <w:rPr w:rFonts="맑은 고딕">
+          <w:rFonts w:ascii="맑은 고딕" w:hAnsi="맑은 고딕" w:eastAsia="맑은 고딕"/>
+          <w:b w:val="0"/>
+          <w:color w:val="6B7280"/>
+          <w:sz w:val="21"/>
+        </w:rPr>
+        <w:t xml:space="preserve">· </w:t>
+      </w:r>
+      <w:r>
+        <w:rPr w:rFonts="맑은 고딕">
+          <w:rFonts w:ascii="맑은 고딕" w:hAnsi="맑은 고딕" w:eastAsia="맑은 고딕"/>
+          <w:b/>
+          <w:color w:val="1F2937"/>
+          <w:sz w:val="21"/>
+        </w:rPr>
+        <w:t xml:space="preserve">역사적 위치: </w:t>
+      </w:r>
+      <w:r>
+        <w:rPr w:rFonts="맑은 고딕">
+          <w:rFonts w:ascii="맑은 고딕" w:hAnsi="맑은 고딕" w:eastAsia="맑은 고딕"/>
+          <w:b w:val="0"/>
+          <w:sz w:val="21"/>
+        </w:rPr>
+        <w:t>컨트리의 감미로운 멜로디 라인과 멤피스 소울의 단단하고 블루지한 리듬 섹션이 완벽하게 결합한 크로스오버 명반입니다. 보컬의 부재를 전혀 느끼지 못할 만큼 색소폰 하나로 원곡의 서사를 온전히 이끌어내며, 팝 인스트루멘털 장르가 대중적으로 가장 찬란하게 빛나던 1960년대 말의 정점을 상징합니다.</w:t>
+      </w:r>
+    </w:p>
+    <w:p>
+      <w:pPr>
+        <w:spacing w:line="324" w:lineRule="auto" w:after="80"/>
+      </w:pPr>
+      <w:r>
+        <w:rPr w:rFonts="맑은 고딕">
+          <w:rFonts w:ascii="맑은 고딕" w:hAnsi="맑은 고딕" w:eastAsia="맑은 고딕"/>
+          <w:b w:val="0"/>
+          <w:color w:val="6B7280"/>
+          <w:sz w:val="21"/>
+        </w:rPr>
+        <w:t xml:space="preserve">· </w:t>
+      </w:r>
+      <w:r>
+        <w:rPr w:rFonts="맑은 고딕">
+          <w:rFonts w:ascii="맑은 고딕" w:hAnsi="맑은 고딕" w:eastAsia="맑은 고딕"/>
+          <w:b/>
+          <w:color w:val="1F2937"/>
+          <w:sz w:val="21"/>
+        </w:rPr>
+        <w:t xml:space="preserve">시대의 흔적(스토리텔링): </w:t>
+      </w:r>
+      <w:r>
+        <w:rPr w:rFonts="맑은 고딕">
+          <w:rFonts w:ascii="맑은 고딕" w:hAnsi="맑은 고딕" w:eastAsia="맑은 고딕"/>
+          <w:b w:val="0"/>
+          <w:sz w:val="21"/>
+        </w:rPr>
+        <w:t>격동과 사회적 혼란이 공존하던 1960년대 말, 대중들이 갈망하던 내면의 평온과 목가적인 위로를 '뮤직 시티'의 소박하고 서정적인 공기로 달래 주었습니다. 밤안개 낀 고속도로를 달리던 당대의 드라이버들과 하루의 고단함을 털어내던 서민들의 공간에 울려 퍼지며, 청춘과 삶의 굴곡을 다정하게 감싸 안아주던 따스한 시대적 온도가 고스란히 배어 있습니다.</w:t>
+      </w:r>
+    </w:p>
+    <w:p>
+      <w:pPr>
+        <w:spacing w:line="324" w:lineRule="auto" w:before="200" w:after="80"/>
+      </w:pPr>
+      <w:r>
+        <w:rPr w:rFonts="맑은 고딕">
+          <w:rFonts w:ascii="맑은 고딕" w:hAnsi="맑은 고딕" w:eastAsia="맑은 고딕"/>
+          <w:b/>
+          <w:color w:val="1E3A8A"/>
+          <w:sz w:val="24"/>
+        </w:rPr>
+        <w:t>4. 주요 수록곡 및 감상 제언</w:t>
+      </w:r>
+    </w:p>
+    <w:p>
+      <w:pPr>
+        <w:spacing w:line="324" w:lineRule="auto" w:after="80"/>
+      </w:pPr>
+      <w:r>
+        <w:rPr w:rFonts="맑은 고딕">
+          <w:rFonts w:ascii="맑은 고딕" w:hAnsi="맑은 고딕" w:eastAsia="맑은 고딕"/>
+          <w:b w:val="0"/>
+          <w:color w:val="6B7280"/>
+          <w:sz w:val="21"/>
+        </w:rPr>
+        <w:t xml:space="preserve">· </w:t>
+      </w:r>
+      <w:r>
+        <w:rPr w:rFonts="맑은 고딕">
+          <w:rFonts w:ascii="맑은 고딕" w:hAnsi="맑은 고딕" w:eastAsia="맑은 고딕"/>
+          <w:b/>
+          <w:color w:val="1F2937"/>
+          <w:sz w:val="21"/>
+        </w:rPr>
+        <w:t xml:space="preserve">주요 수록곡 특징: </w:t>
+      </w:r>
+      <w:r>
+        <w:rPr w:rFonts="맑은 고딕">
+          <w:rFonts w:ascii="맑은 고딕" w:hAnsi="맑은 고딕" w:eastAsia="맑은 고딕"/>
+          <w:b w:val="0"/>
+          <w:sz w:val="21"/>
+        </w:rPr>
+        <w:t>컨트리 고전들을 에이스 캐논만의 서정으로 재해석한 트랙들이 돋보이며, 특히 벅 오웬스의 명곡을 애틋하게 노래한 연주나 블루지한 터치가 묻어나는 소울풀한 트랙들에서 그의 독보적인 브레스 컨트롤(호흡)과 묵직한 서정미가 진한 여운을 선사합니다.</w:t>
+      </w:r>
+    </w:p>
+    <w:p>
+      <w:pPr>
+        <w:spacing w:line="324" w:lineRule="auto" w:after="80"/>
+      </w:pPr>
+      <w:r>
+        <w:rPr w:rFonts="맑은 고딕">
+          <w:rFonts w:ascii="맑은 고딕" w:hAnsi="맑은 고딕" w:eastAsia="맑은 고딕"/>
+          <w:b w:val="0"/>
+          <w:color w:val="6B7280"/>
+          <w:sz w:val="21"/>
+        </w:rPr>
+        <w:t xml:space="preserve">· </w:t>
+      </w:r>
+      <w:r>
+        <w:rPr w:rFonts="맑은 고딕">
+          <w:rFonts w:ascii="맑은 고딕" w:hAnsi="맑은 고딕" w:eastAsia="맑은 고딕"/>
+          <w:b/>
+          <w:color w:val="1F2937"/>
+          <w:sz w:val="21"/>
+        </w:rPr>
+        <w:t xml:space="preserve">빈티지 감상 제언: </w:t>
+      </w:r>
+      <w:r>
+        <w:rPr w:rFonts="맑은 고딕">
+          <w:rFonts w:ascii="맑은 고딕" w:hAnsi="맑은 고딕" w:eastAsia="맑은 고딕"/>
+          <w:b w:val="0"/>
+          <w:sz w:val="21"/>
+        </w:rPr>
+        <w:t>진공관 앰프를 충분히 예열한 뒤 턴테이블의 바늘을 올리면, 색소폰의 관을 타고 흘러나오는 미세한 숨결과 금관의 풍성한 배음이 리스닝 룸을 가득 채웁니다. 아날로그 LP 특유의 두터운 중저역과 부드러운 고역 밸런스는 디지털 음원에서는 느낄 수 없는 깊은 현장감과 온기를 전달하므로, 차분한 밤 홀로 감상하기에 최적입니다.</w:t>
+      </w:r>
+    </w:p>
+    <w:p>
+      <w:pPr>
+        <w:spacing w:line="324" w:lineRule="auto" w:after="80"/>
+      </w:pPr>
+      <w:r>
+        <w:rPr w:rFonts="맑은 고딕">
+          <w:rFonts w:ascii="맑은 고딕" w:hAnsi="맑은 고딕" w:eastAsia="맑은 고딕"/>
+          <w:b w:val="0"/>
+          <w:color w:val="6B7280"/>
+          <w:sz w:val="21"/>
+        </w:rPr>
+        <w:t xml:space="preserve">· </w:t>
+      </w:r>
+      <w:r>
+        <w:rPr w:rFonts="맑은 고딕">
+          <w:rFonts w:ascii="맑은 고딕" w:hAnsi="맑은 고딕" w:eastAsia="맑은 고딕"/>
+          <w:b/>
+          <w:color w:val="1F2937"/>
+          <w:sz w:val="21"/>
+        </w:rPr>
+        <w:t xml:space="preserve">소장 가치: </w:t>
+      </w:r>
+      <w:r>
+        <w:rPr w:rFonts="맑은 고딕">
+          <w:rFonts w:ascii="맑은 고딕" w:hAnsi="맑은 고딕" w:eastAsia="맑은 고딕"/>
+          <w:b w:val="0"/>
+          <w:sz w:val="21"/>
+        </w:rPr>
+        <w:t>멤피스 사운드의 명가 하이 레코드의 탁월한 레코딩 기술과 당대 최고 세션맨들의 유려한 앙상블이 집약된 음반으로, 이지 리스닝을 넘어 미국 남부 대중음악사의 중요한 유산으로서 LP 컬렉터라면 반드시 라이브러리에 갖추어야 할 클래식입니다.</w:t>
+      </w:r>
+    </w:p>
+    <w:p>
+      <w:pPr>
+        <w:spacing w:line="324" w:lineRule="auto" w:after="120" w:before="160"/>
+      </w:pPr>
+      <w:r>
+        <w:rPr w:rFonts="맑은 고딕">
+          <w:rFonts w:ascii="맑은 고딕" w:hAnsi="맑은 고딕" w:eastAsia="맑은 고딕"/>
+          <w:b/>
+          <w:color w:val="4338CA"/>
+          <w:sz w:val="21"/>
+        </w:rPr>
+        <w:t>이 음반을 통해 남부의 아늑한 바람과 에이스 캐논의 색소폰이 전해주는 감동을 다시 한번 경험해 보시는 것은 어떨까요?</w:t>
       </w:r>
     </w:p>
     <w:sectPr>
       <w:pgSz w:w="12240" w:h="15840"/>
-      <w:pgMar w:top="1440" w:right="1440" w:bottom="1440" w:left="1440" w:header="720" w:footer="720" w:gutter="0"/>
+      <w:pgMar w:top="1152" w:right="1296" w:bottom="1152" w:left="1296" w:header="720" w:footer="720" w:gutter="0"/>
       <w:cols w:space="720"/>
       <w:docGrid w:linePitch="360"/>
     </w:sectPr>

--- a/word_reports/LP_0048_위치_155_Ace Cannon_That Music Cit.docx
+++ b/word_reports/LP_0048_위치_155_Ace Cannon_That Music Cit.docx
@@ -32,7 +32,7 @@
     </w:p>
     <w:p>
       <w:pPr>
-        <w:spacing w:line="324" w:lineRule="auto" w:before="80" w:after="160"/>
+        <w:spacing w:line="324" w:lineRule="auto" w:before="80" w:after="120"/>
       </w:pPr>
       <w:r>
         <w:rPr w:rFonts="맑은 고딕">
@@ -42,13 +42,6 @@
           <w:sz w:val="22"/>
         </w:rPr>
         <w:t xml:space="preserve">[음반 소개] </w:t>
-      </w:r>
-      <w:r>
-        <w:rPr w:rFonts="맑은 고딕">
-          <w:rFonts w:ascii="맑은 고딕" w:hAnsi="맑은 고딕" w:eastAsia="맑은 고딕"/>
-          <w:b w:val="0"/>
-          <w:sz w:val="21"/>
-        </w:rPr>
       </w:r>
     </w:p>
     <w:p>
@@ -61,7 +54,33 @@
           <w:b w:val="0"/>
           <w:sz w:val="21"/>
         </w:rPr>
-        <w:t>남부의 따스한 햇살과 낭만이 깃든 '뮤직 시티' 내슈빌의 정취를 관통하며, 에이스 캐논의 색소폰은 가슴 깊은 곳을 어루만지는 묵직한 서정성을 토해냅니다. 1960년대 미국 대중음악의 심장부였던 컨트리의 서정적인 멜로디와 멤피스 소울의 깊은 음영이 농밀한 아날로그 사운드 속에 유려하게 녹아들어 있습니다. 금관 악기가 자아내는 가장 인간적이고도 온기 어린 비브라토는 반세기가 흐른 오늘날에도 빛바랜 흑백 필름처럼 아련한 노스탤지어를 선사합니다. 시대의 유행을 초월하여 영혼을 적시는 이 음반은 기교를 넘어선 진정한 소울 인스트루멘털의 정수를 증명하는 보석과도 같습니다.</w:t>
+        <w:t>남부의 붉은 흙먼지와 미시시피강의 유려한 물결이 교차하는 지점에서 태동한 음악은 언제나 인간의 가장 솔직하고 원초적인 감정을 어루만져 왔습니다. 1960년대 후반에 발표된 에이스 캐논(Ace Cannon)의 명반 《That Music City Feeling》은 바로 그러한 남부 음악의 정수, 특히 컨트리의 메카인 ‘뮤직 시티’ 내슈빌의 소박한 서정과 멤피스 소울의 그윽한 숨결을 한 장의 바이닐(LP) 속에 온전히 녹여낸 걸작입니다. 당대 팝 인스트루멘털 음악계에서 독보적인 서정성을 과시했던 에이스 캐논은 가사가 없는 관악기 하나만으로도 그 어떤 명가수보다 깊은 울림의 서사를 직조해 낼 수 있음을 이 음반을 통해 완벽히 증명해 보였습니다.</w:t>
+      </w:r>
+    </w:p>
+    <w:p>
+      <w:pPr>
+        <w:spacing w:line="324" w:lineRule="auto" w:after="120"/>
+      </w:pPr>
+      <w:r>
+        <w:rPr w:rFonts="맑은 고딕">
+          <w:rFonts w:ascii="맑은 고딕" w:hAnsi="맑은 고딕" w:eastAsia="맑은 고딕"/>
+          <w:b w:val="0"/>
+          <w:sz w:val="21"/>
+        </w:rPr>
+        <w:t>에이스 캐논이 추구한 예술적 미학은 화려한 기교나 전위적인 과시가 아닌, ‘노래하는 관악기’로서의 진솔함이었습니다. 그는 빌 블랙 콤보(Bill Black's Combo) 시절부터 갈고닦은 록앤롤의 탄력 있는 리듬감 위에, 남부 특유의 짙은 블루스와 나지막한 컨트리 멜로디를 유려하게 직조했습니다. 그의 알토 및 테너 색소폰에서 피어오르는 도톰하고 농밀한 비브라토는, 때로는 석양빛으로 물든 시골길의 고즈넉한 정취를, 때로는 밤의 장막이 내린 도심 속 선술집의 쓸쓸함을 탁월하게 묘사합니다. 가사를 배제한 순수한 선율만으로 청자의 가슴에 한 편의 수채화를 그려 넣는 그의 사운드는 팝과 클래식을 아우르는 음악 애호가들에게 깊은 정서적 위로를 건넵니다.</w:t>
+      </w:r>
+    </w:p>
+    <w:p>
+      <w:pPr>
+        <w:spacing w:line="324" w:lineRule="auto" w:after="120"/>
+      </w:pPr>
+      <w:r>
+        <w:rPr w:rFonts="맑은 고딕">
+          <w:rFonts w:ascii="맑은 고딕" w:hAnsi="맑은 고딕" w:eastAsia="맑은 고딕"/>
+          <w:b w:val="0"/>
+          <w:sz w:val="21"/>
+        </w:rPr>
+        <w:t>세월의 모진 풍파 속에서도 《That Music City Feeling》이 여전히 불멸의 가치를 잃지 않는 이유는, 그 안에 담긴 선율들이 박제된 유물이 아니라 여전히 따뜻한 온기를 머금은 생명체로 살아 숨 쉬기 때문입니다. 멤피스 하이 레코드(Hi Records) 특유의 담백하면서도 깊이 있는 아날로그 프로덕션과 에이스 캐논의 무르익은 연주력이 결합하여 빚어낸 이 음반은, 소음과 속도에 지친 현대인들에게 시대를 초월한 서정적 쉼터와 진정한 음악적 노스탤지어를 선사합니다.</w:t>
       </w:r>
     </w:p>
     <w:p>
@@ -129,37 +148,6 @@
           <w:color w:val="1F2937"/>
           <w:sz w:val="21"/>
         </w:rPr>
-        <w:t xml:space="preserve">아티스트: </w:t>
-      </w:r>
-      <w:r>
-        <w:rPr w:rFonts="맑은 고딕">
-          <w:rFonts w:ascii="맑은 고딕" w:hAnsi="맑은 고딕" w:eastAsia="맑은 고딕"/>
-          <w:b w:val="0"/>
-          <w:sz w:val="21"/>
-        </w:rPr>
-        <w:t>Ace Cannon (에이스 캐논)</w:t>
-      </w:r>
-    </w:p>
-    <w:p>
-      <w:pPr>
-        <w:spacing w:line="324" w:lineRule="auto" w:after="80"/>
-      </w:pPr>
-      <w:r>
-        <w:rPr w:rFonts="맑은 고딕">
-          <w:rFonts w:ascii="맑은 고딕" w:hAnsi="맑은 고딕" w:eastAsia="맑은 고딕"/>
-          <w:b w:val="0"/>
-          <w:color w:val="6B7280"/>
-          <w:sz w:val="21"/>
-        </w:rPr>
-        <w:t xml:space="preserve">· </w:t>
-      </w:r>
-      <w:r>
-        <w:rPr w:rFonts="맑은 고딕">
-          <w:rFonts w:ascii="맑은 고딕" w:hAnsi="맑은 고딕" w:eastAsia="맑은 고딕"/>
-          <w:b/>
-          <w:color w:val="1F2937"/>
-          <w:sz w:val="21"/>
-        </w:rPr>
         <w:t xml:space="preserve">발매 정보: </w:t>
       </w:r>
       <w:r>
@@ -168,7 +156,7 @@
           <w:b w:val="0"/>
           <w:sz w:val="21"/>
         </w:rPr>
-        <w:t>1969년 미국 남부 R&amp;B와 록의 산실이었던 하이 레코드(Hi Records)를 통해 발매된 음반으로, '컨트리 음악의 메카' 내슈빌의 유서 깊은 감수성을 에이스 캐논 특유의 블루지한 색소폰 호흡으로 재해석해 낸 명연입니다.</w:t>
+        <w:t>1969년 미국 서던 소울과 인스트루멘털의 산실인 하이 레코드(Hi Records)에서 발매되었으며, 내슈빌 사운드의 대표적 멜로디들을 멤피스 특유의 감각적인 그루브로 재해석하여 팝 인스트루멘털 역사에 굵직한 족적을 남긴 정규 앨범입니다.</w:t>
       </w:r>
     </w:p>
     <w:p>
@@ -199,7 +187,7 @@
           <w:b w:val="0"/>
           <w:sz w:val="21"/>
         </w:rPr>
-        <w:t>발매 당시 빌보드 앨범 차트에 진입하며 잔잔하면서도 오랜 사랑을 받았고, 라디오 에어플레이와 주크박스 애호가들을 사로잡으며 대중적인 호평과 꾸준한 스테디셀러 판매고를 기록했습니다.</w:t>
+        <w:t>발매 당시 빌보드 톱 컨트리 앨범 차트 및 팝 차트에서 안정적인 사랑을 받았으며, 미국 전역의 주크박스와 이지리스닝 라디오 채널을 장악하며 대중적인 스테디셀러로 확고한 상업적 성공을 거두었습니다.</w:t>
       </w:r>
     </w:p>
     <w:p>
@@ -230,7 +218,7 @@
           <w:b w:val="0"/>
           <w:sz w:val="21"/>
         </w:rPr>
-        <w:t>로커빌리 명예의 전당(Rockabilly Hall of Fame) 헌액자이자 멤피스 뮤직 명예의 전당에 오른 에이스 캐논의 남부 음악사적 위상을 확고히 각인시킨 수작으로, 평단으로부터 파퓰러 인스트루멘털 사운드의 모범이라는 찬사를 받았습니다.</w:t>
+        <w:t>로커빌리 명예의 전당(Rockabilly Hall of Fame) 및 멤피스 음악 명예의 전당에 헌액된 거장 에이스 캐논의 원숙기 연주력을 오롯이 증명하는 앨범으로, 대중음악 평단으로부터 "색소폰으로 빚어낸 가장 우아한 남부의 노래"라는 찬사를 받았습니다.</w:t>
       </w:r>
     </w:p>
     <w:p>
@@ -337,7 +325,7 @@
           <w:b w:val="0"/>
           <w:sz w:val="21"/>
         </w:rPr>
-        <w:t>솔로 (초기 'Bill Black's Combo'의 핵심 색소포니스트)</w:t>
+        <w:t>솔로 (록앤롤 초기 전설적인 밴드 'Bill Black's Combo'의 핵심 멤버 출신)</w:t>
       </w:r>
     </w:p>
     <w:p>
@@ -368,7 +356,7 @@
           <w:b w:val="0"/>
           <w:sz w:val="21"/>
         </w:rPr>
-        <w:t>에이스 캐논은 빌 블랙 콤보 시절부터 남부 특유의 그루브와 애수가 공존하는 연주로 두각을 나타냈으며, 1961년 솔로 명곡 'Tuff'를 발표하며 일약 세계적인 명성을 얻은 전설적인 색소폰 연주자입니다. 그는 로큰롤, 블루스, 컨트리를 유려하게 가로지르며 악기로 '노래'를 부르는 듯한 특유의 짙은 감수성을 확립하여 팝 음악사에 굵직한 족적을 남겼습니다.</w:t>
+        <w:t>에이스 캐논은 록앤롤의 태동기부터 컨트리, 소울, 팝의 경계를 자유로이 넘나들며 색소폰을 인간의 육성처럼 따뜻하게 노래하도록 만든 서정적 인스트루멘털 팝의 독보적인 거장입니다. 특유의 기름지고 윤기 넘치는 비브라토와 애수 어린 톤으로 1960~70년대 인스트루멘털 음악의 황금기를 이끌었습니다.</w:t>
       </w:r>
     </w:p>
     <w:p>
@@ -413,7 +401,7 @@
           <w:b w:val="0"/>
           <w:sz w:val="21"/>
         </w:rPr>
-        <w:t>컨트리의 감미로운 멜로디 라인과 멤피스 소울의 단단하고 블루지한 리듬 섹션이 완벽하게 결합한 크로스오버 명반입니다. 보컬의 부재를 전혀 느끼지 못할 만큼 색소폰 하나로 원곡의 서사를 온전히 이끌어내며, 팝 인스트루멘털 장르가 대중적으로 가장 찬란하게 빛나던 1960년대 말의 정점을 상징합니다.</w:t>
+        <w:t>본 앨범은 상업주의로 흐르기 쉬웠던 당대 팝 인스트루멘털 시장에서 순수한 멜로디의 아름다움과 연주자의 탁월한 감정 이입을 통해 음악적 격조를 한 단계 끌어올린 음반으로 평가받습니다. 내슈빌의 서정적 작곡 기법과 멤피스의 소울풀한 리듬 섹션이 만나는 완벽한 음악적 가교 역할을 수행했습니다.</w:t>
       </w:r>
     </w:p>
     <w:p>
@@ -444,7 +432,7 @@
           <w:b w:val="0"/>
           <w:sz w:val="21"/>
         </w:rPr>
-        <w:t>격동과 사회적 혼란이 공존하던 1960년대 말, 대중들이 갈망하던 내면의 평온과 목가적인 위로를 '뮤직 시티'의 소박하고 서정적인 공기로 달래 주었습니다. 밤안개 낀 고속도로를 달리던 당대의 드라이버들과 하루의 고단함을 털어내던 서민들의 공간에 울려 퍼지며, 청춘과 삶의 굴곡을 다정하게 감싸 안아주던 따스한 시대적 온도가 고스란히 배어 있습니다.</w:t>
+        <w:t>1960년대 말 격동과 불안의 시대를 지나던 청춘들에게, 고향의 품과도 같은 내슈빌의 푸근한 선율을 색소폰 연주로 들려줌으로써 상처 입은 대중의 정서를 치유해 주었던 시대의 다정한 위안가이자 문화적 쉼표였습니다.</w:t>
       </w:r>
     </w:p>
     <w:p>
@@ -489,7 +477,7 @@
           <w:b w:val="0"/>
           <w:sz w:val="21"/>
         </w:rPr>
-        <w:t>컨트리 고전들을 에이스 캐논만의 서정으로 재해석한 트랙들이 돋보이며, 특히 벅 오웬스의 명곡을 애틋하게 노래한 연주나 블루지한 터치가 묻어나는 소울풀한 트랙들에서 그의 독보적인 브레스 컨트롤(호흡)과 묵직한 서정미가 진한 여운을 선사합니다.</w:t>
+        <w:t>남부 음악의 정취를 담뿍 담은 타이틀 테마곡과 친숙한 팝/컨트리 명곡들의 리메이크는 에이스 캐논 특유의 서정적이고 감미로운 톤으로 새 옷을 입었습니다. 특히 슬로우 템포의 발라드 넘버들에서는 호흡 하나하나에 감정을 실어 나르는 섬세한 프레이징이 돋보이며, 미디엄 템포 곡들에서는 경쾌하면서도 품격을 잃지 않는 리듬감이 듣는 이를 매료시킵니다.</w:t>
       </w:r>
     </w:p>
     <w:p>
@@ -520,7 +508,7 @@
           <w:b w:val="0"/>
           <w:sz w:val="21"/>
         </w:rPr>
-        <w:t>진공관 앰프를 충분히 예열한 뒤 턴테이블의 바늘을 올리면, 색소폰의 관을 타고 흘러나오는 미세한 숨결과 금관의 풍성한 배음이 리스닝 룸을 가득 채웁니다. 아날로그 LP 특유의 두터운 중저역과 부드러운 고역 밸런스는 디지털 음원에서는 느낄 수 없는 깊은 현장감과 온기를 전달하므로, 차분한 밤 홀로 감상하기에 최적입니다.</w:t>
+        <w:t>턴테이블의 플래터가 회전하고 카트리지의 다이아몬드 바늘이 소리골을 지날 때 피어오르는 황동 악기(Brass) 특유의 질감을 음미해 보시길 권합니다. 특히 진공관 앰프를 통해 증폭된 풍성한 중저역과 자연스러운 배음은 마치 눈앞에서 연주자가 호흡을 뿜어내는 듯한 생생한 온기와 감동을 안겨줄 것입니다.</w:t>
       </w:r>
     </w:p>
     <w:p>
@@ -551,7 +539,7 @@
           <w:b w:val="0"/>
           <w:sz w:val="21"/>
         </w:rPr>
-        <w:t>멤피스 사운드의 명가 하이 레코드의 탁월한 레코딩 기술과 당대 최고 세션맨들의 유려한 앙상블이 집약된 음반으로, 이지 리스닝을 넘어 미국 남부 대중음악사의 중요한 유산으로서 LP 컬렉터라면 반드시 라이브러리에 갖추어야 할 클래식입니다.</w:t>
+        <w:t>전설적인 하이 레코드의 명 엔지니어링 감각이 녹아든 본 바이닐은 디지털 음원으로는 결코 복각할 수 없는 특유의 아날로그적 공기감과 깊이감을 지니고 있어, 빈티지 팝 및 인스트루멘털 LP 컬렉터라면 반드시 랙의 상단에 비치해야 할 영구 소장 명반입니다.</w:t>
       </w:r>
     </w:p>
     <w:p>
@@ -565,7 +553,7 @@
           <w:color w:val="4338CA"/>
           <w:sz w:val="21"/>
         </w:rPr>
-        <w:t>이 음반을 통해 남부의 아늑한 바람과 에이스 캐논의 색소폰이 전해주는 감동을 다시 한번 경험해 보시는 것은 어떨까요?</w:t>
+        <w:t>이 음반을 통해 아날로그 황금기가 빚어낸 색소폰의 황홀한 숨결과 남부의 낭만이 전해주는 감동을 다시 한번 경험해 보시는 것은 어떨까요?</w:t>
       </w:r>
     </w:p>
     <w:sectPr>
